--- a/COMPUTING_IN_PRACTICE(CN5104)/ΜΙΧΑΗΛ_ΜΑΡΚΟΥ_ΒΙΟΓΡΑΦΙΚΟ_01.docx
+++ b/COMPUTING_IN_PRACTICE(CN5104)/ΜΙΧΑΗΛ_ΜΑΡΚΟΥ_ΒΙΟΓΡΑΦΙΚΟ_01.docx
@@ -152,50 +152,16 @@
                   </w:r>
                 </w:p>
                 <w:p>
-                  <w:r>
-                    <w:rPr>
-                      <w:lang w:val="el-GR"/>
-                    </w:rPr>
-                    <w:t>Σ</w:t>
-                  </w:r>
-                  <w:r>
-                    <w:rPr>
-                      <w:lang w:val="el-GR"/>
-                    </w:rPr>
-                    <w:t>πουδές στην Ψυχολογία, MBA και Πληροφορική, με εμπειρία σε διοίκηση, επικοινωνία, διαχείριση έργων και υποστήριξη ομάδων. Ανοιχτός</w:t>
-                  </w:r>
-                  <w:r>
-                    <w:t xml:space="preserve"> </w:t>
-                  </w:r>
-                  <w:r>
-                    <w:rPr>
-                      <w:lang w:val="el-GR"/>
-                    </w:rPr>
-                    <w:t>σε</w:t>
-                  </w:r>
-                  <w:r>
-                    <w:t xml:space="preserve"> </w:t>
-                  </w:r>
-                  <w:r>
-                    <w:rPr>
-                      <w:lang w:val="el-GR"/>
-                    </w:rPr>
-                    <w:t>θέσεις</w:t>
-                  </w:r>
-                  <w:r>
-                    <w:t xml:space="preserve"> project coordination, operations, customer support </w:t>
-                  </w:r>
-                  <w:r>
-                    <w:rPr>
-                      <w:lang w:val="el-GR"/>
-                    </w:rPr>
-                    <w:t>ή</w:t>
-                  </w:r>
-                  <w:r>
-                    <w:t xml:space="preserve"> quality assurance</w:t>
-                  </w:r>
-                  <w:r>
-                    <w:t>.</w:t>
+                  <w:pPr>
+                    <w:rPr>
+                      <w:lang w:val="el-GR"/>
+                    </w:rPr>
+                  </w:pPr>
+                  <w:r>
+                    <w:rPr>
+                      <w:lang w:val="el-GR"/>
+                    </w:rPr>
+                    <w:t>Σπουδές στην Ψυχολογία, MBA και Πληροφορική. Επαγγελματική εμπειρία σε διοίκηση, οργάνωση, υποστήριξη λειτουργιών και ανάπτυξη ψηφιακού περιεχομένου.</w:t>
                   </w:r>
                 </w:p>
               </w:tc>
@@ -272,7 +238,39 @@
                       <w:sz w:val="27"/>
                       <w:szCs w:val="27"/>
                     </w:rPr>
-                    <w:t>Επαγγελματική Εμπειρία</w:t>
+                    <w:t>Επα</w:t>
+                  </w:r>
+                  <w:proofErr w:type="spellStart"/>
+                  <w:r>
+                    <w:rPr>
+                      <w:sz w:val="27"/>
+                      <w:szCs w:val="27"/>
+                    </w:rPr>
+                    <w:t>γγελμ</w:t>
+                  </w:r>
+                  <w:proofErr w:type="spellEnd"/>
+                  <w:r>
+                    <w:rPr>
+                      <w:sz w:val="27"/>
+                      <w:szCs w:val="27"/>
+                    </w:rPr>
+                    <w:t xml:space="preserve">ατική </w:t>
+                  </w:r>
+                  <w:proofErr w:type="spellStart"/>
+                  <w:r>
+                    <w:rPr>
+                      <w:sz w:val="27"/>
+                      <w:szCs w:val="27"/>
+                    </w:rPr>
+                    <w:t>Εμ</w:t>
+                  </w:r>
+                  <w:proofErr w:type="spellEnd"/>
+                  <w:r>
+                    <w:rPr>
+                      <w:sz w:val="27"/>
+                      <w:szCs w:val="27"/>
+                    </w:rPr>
+                    <w:t>πειρία</w:t>
                   </w:r>
                 </w:p>
                 <w:p>
@@ -651,8 +649,13 @@
                     <w:pStyle w:val="Heading2"/>
                   </w:pPr>
                   <w:r>
-                    <w:t>BSc Πληροφορικής</w:t>
-                  </w:r>
+                    <w:t xml:space="preserve">BSc </w:t>
+                  </w:r>
+                  <w:proofErr w:type="spellStart"/>
+                  <w:r>
+                    <w:t>Πληροφορικής</w:t>
+                  </w:r>
+                  <w:proofErr w:type="spellEnd"/>
                 </w:p>
                 <w:p>
                   <w:r>
@@ -661,8 +664,29 @@
                   <w:r>
                     <w:br/>
                   </w:r>
-                  <w:r>
-                    <w:t xml:space="preserve">Βραβείο ακαδημαϊκής αριστείας </w:t>
+                  <w:proofErr w:type="spellStart"/>
+                  <w:r>
+                    <w:t>Βρ</w:t>
+                  </w:r>
+                  <w:proofErr w:type="spellEnd"/>
+                  <w:r>
+                    <w:t>αβείο ακα</w:t>
+                  </w:r>
+                  <w:proofErr w:type="spellStart"/>
+                  <w:r>
+                    <w:t>δημ</w:t>
+                  </w:r>
+                  <w:proofErr w:type="spellEnd"/>
+                  <w:r>
+                    <w:t>αϊκής α</w:t>
+                  </w:r>
+                  <w:proofErr w:type="spellStart"/>
+                  <w:r>
+                    <w:t>ριστεί</w:t>
+                  </w:r>
+                  <w:proofErr w:type="spellEnd"/>
+                  <w:r>
+                    <w:t xml:space="preserve">ας </w:t>
                   </w:r>
                   <w:r>
                     <w:t>-</w:t>

--- a/COMPUTING_IN_PRACTICE(CN5104)/ΜΙΧΑΗΛ_ΜΑΡΚΟΥ_ΒΙΟΓΡΑΦΙΚΟ_01.docx
+++ b/COMPUTING_IN_PRACTICE(CN5104)/ΜΙΧΑΗΛ_ΜΑΡΚΟΥ_ΒΙΟΓΡΑΦΙΚΟ_01.docx
@@ -238,39 +238,7 @@
                       <w:sz w:val="27"/>
                       <w:szCs w:val="27"/>
                     </w:rPr>
-                    <w:t>Επα</w:t>
-                  </w:r>
-                  <w:proofErr w:type="spellStart"/>
-                  <w:r>
-                    <w:rPr>
-                      <w:sz w:val="27"/>
-                      <w:szCs w:val="27"/>
-                    </w:rPr>
-                    <w:t>γγελμ</w:t>
-                  </w:r>
-                  <w:proofErr w:type="spellEnd"/>
-                  <w:r>
-                    <w:rPr>
-                      <w:sz w:val="27"/>
-                      <w:szCs w:val="27"/>
-                    </w:rPr>
-                    <w:t xml:space="preserve">ατική </w:t>
-                  </w:r>
-                  <w:proofErr w:type="spellStart"/>
-                  <w:r>
-                    <w:rPr>
-                      <w:sz w:val="27"/>
-                      <w:szCs w:val="27"/>
-                    </w:rPr>
-                    <w:t>Εμ</w:t>
-                  </w:r>
-                  <w:proofErr w:type="spellEnd"/>
-                  <w:r>
-                    <w:rPr>
-                      <w:sz w:val="27"/>
-                      <w:szCs w:val="27"/>
-                    </w:rPr>
-                    <w:t>πειρία</w:t>
+                    <w:t>Επαγγελματική Εμπειρία</w:t>
                   </w:r>
                 </w:p>
                 <w:p>
@@ -564,6 +532,12 @@
                     </w:rPr>
                     <w:t>Ψυχολογίας</w:t>
                   </w:r>
+                  <w:r>
+                    <w:rPr>
+                      <w:lang w:val="el-GR"/>
+                    </w:rPr>
+                    <w:t xml:space="preserve"> (2023-2026)</w:t>
+                  </w:r>
                 </w:p>
                 <w:p>
                   <w:r>
@@ -577,6 +551,15 @@
                   <w:r>
                     <w:t>MBA – Master of Business Administration</w:t>
                   </w:r>
+                  <w:r>
+                    <w:t xml:space="preserve"> (2022-202</w:t>
+                  </w:r>
+                  <w:r>
+                    <w:t>3</w:t>
+                  </w:r>
+                  <w:r>
+                    <w:t>)</w:t>
+                  </w:r>
                 </w:p>
                 <w:p>
                   <w:r>
@@ -649,13 +632,11 @@
                     <w:pStyle w:val="Heading2"/>
                   </w:pPr>
                   <w:r>
-                    <w:t xml:space="preserve">BSc </w:t>
-                  </w:r>
-                  <w:proofErr w:type="spellStart"/>
-                  <w:r>
-                    <w:t>Πληροφορικής</w:t>
-                  </w:r>
-                  <w:proofErr w:type="spellEnd"/>
+                    <w:t>BSc Πληροφορικής</w:t>
+                  </w:r>
+                  <w:r>
+                    <w:t xml:space="preserve"> (2019-2022)</w:t>
+                  </w:r>
                 </w:p>
                 <w:p>
                   <w:r>
@@ -664,29 +645,8 @@
                   <w:r>
                     <w:br/>
                   </w:r>
-                  <w:proofErr w:type="spellStart"/>
-                  <w:r>
-                    <w:t>Βρ</w:t>
-                  </w:r>
-                  <w:proofErr w:type="spellEnd"/>
-                  <w:r>
-                    <w:t>αβείο ακα</w:t>
-                  </w:r>
-                  <w:proofErr w:type="spellStart"/>
-                  <w:r>
-                    <w:t>δημ</w:t>
-                  </w:r>
-                  <w:proofErr w:type="spellEnd"/>
-                  <w:r>
-                    <w:t>αϊκής α</w:t>
-                  </w:r>
-                  <w:proofErr w:type="spellStart"/>
-                  <w:r>
-                    <w:t>ριστεί</w:t>
-                  </w:r>
-                  <w:proofErr w:type="spellEnd"/>
-                  <w:r>
-                    <w:t xml:space="preserve">ας </w:t>
+                  <w:r>
+                    <w:t xml:space="preserve">Βραβείο ακαδημαϊκής αριστείας </w:t>
                   </w:r>
                   <w:r>
                     <w:t>-</w:t>
@@ -768,62 +728,6 @@
                       <w:lang w:val="el-GR"/>
                     </w:rPr>
                     <w:t>Πιστοποιήσεις</w:t>
-                  </w:r>
-                </w:p>
-                <w:p>
-                  <w:pPr>
-                    <w:pStyle w:val="Heading2"/>
-                    <w:rPr>
-                      <w:lang w:val="el-GR"/>
-                    </w:rPr>
-                  </w:pPr>
-                  <w:r>
-                    <w:rPr>
-                      <w:lang w:val="el-GR"/>
-                    </w:rPr>
-                    <w:t xml:space="preserve">- </w:t>
-                  </w:r>
-                  <w:r>
-                    <w:rPr>
-                      <w:lang w:val="el-GR"/>
-                    </w:rPr>
-                    <w:t>Πιστοποίηση Πρώτων Βοηθειών (</w:t>
-                  </w:r>
-                  <w:r>
-                    <w:t>CPR</w:t>
-                  </w:r>
-                  <w:r>
-                    <w:rPr>
-                      <w:lang w:val="el-GR"/>
-                    </w:rPr>
-                    <w:t>/</w:t>
-                  </w:r>
-                  <w:r>
-                    <w:t>First</w:t>
-                  </w:r>
-                  <w:r>
-                    <w:rPr>
-                      <w:lang w:val="el-GR"/>
-                    </w:rPr>
-                    <w:t xml:space="preserve"> </w:t>
-                  </w:r>
-                  <w:r>
-                    <w:t>Aid</w:t>
-                  </w:r>
-                  <w:r>
-                    <w:rPr>
-                      <w:lang w:val="el-GR"/>
-                    </w:rPr>
-                    <w:t>/</w:t>
-                  </w:r>
-                  <w:r>
-                    <w:t>AED</w:t>
-                  </w:r>
-                  <w:r>
-                    <w:rPr>
-                      <w:lang w:val="el-GR"/>
-                    </w:rPr>
-                    <w:t>)</w:t>
                   </w:r>
                 </w:p>
                 <w:p>
